--- a/04_Manuscripts/major_revision/final/online_resource_1_revised.docx
+++ b/04_Manuscripts/major_revision/final/online_resource_1_revised.docx
@@ -1690,12 +1690,12 @@
         <w:pStyle w:val="Heading3"/>
       </w:pPr>
       <w:r>
-        <w:t>Audit-only median-split reproduction (NOT a primary result)</w:t>
+        <w:t>Supplementary median-split analysis (reported for transparency; not a primary result)</w:t>
       </w:r>
     </w:p>
     <w:p>
       <w:r>
-        <w:t>High stratum (≥ median): β = -192.9 (95% CI -1060.4, 674.6), p = 0.647. Low stratum (&lt; median): β = 20.7 (95% CI -973.9, 1015.3), p = 0.966. Neither stratum shows a significant association under full adjustment; this analysis does not support dose-response and reproduces the original manuscript's stratified approach only for audit purposes.</w:t>
+        <w:t>High stratum (≥ median): β = -192.9 (95% CI -1060.4, 674.6), p = 0.647. Low stratum (&lt; median): β = 20.7 (95% CI -973.9, 1015.3), p = 0.966. Neither stratum shows a significant association under full adjustment; this analysis does not support dose-response and is reported here for transparency alongside the originally submitted stratified approach.</w:t>
       </w:r>
     </w:p>
     <w:p>

--- a/04_Manuscripts/major_revision/final/online_resource_1_revised.docx
+++ b/04_Manuscripts/major_revision/final/online_resource_1_revised.docx
@@ -23,6 +23,7 @@
     <w:p>
       <w:pPr>
         <w:pStyle w:val="Heading2"/>
+        <w:keepNext/>
       </w:pPr>
       <w:r>
         <w:t>Table S1. WBGT monitoring-site coverage per prefecture</w:t>
@@ -39,11 +40,18 @@
         <w:gridCol w:w="4320"/>
       </w:tblGrid>
       <w:tr>
+        <w:trPr>
+          <w:tblHeader w:val="true"/>
+          <w:cantSplit/>
+        </w:trPr>
         <w:tc>
           <w:tcPr>
             <w:tcW w:type="dxa" w:w="4320"/>
           </w:tcPr>
           <w:p>
+            <w:pPr>
+              <w:keepNext/>
+            </w:pPr>
             <w:r>
               <w:rPr>
                 <w:b/>
@@ -62,6 +70,9 @@
             <w:tcW w:type="dxa" w:w="4320"/>
           </w:tcPr>
           <w:p>
+            <w:pPr>
+              <w:keepNext/>
+            </w:pPr>
             <w:r>
               <w:rPr>
                 <w:b/>
@@ -77,11 +88,17 @@
         </w:tc>
       </w:tr>
       <w:tr>
+        <w:trPr>
+          <w:cantSplit/>
+        </w:trPr>
         <w:tc>
           <w:tcPr>
             <w:tcW w:type="dxa" w:w="4320"/>
           </w:tcPr>
           <w:p>
+            <w:pPr>
+              <w:keepNext/>
+            </w:pPr>
             <w:r/>
             <w:r>
               <w:t>N (prefectures)</w:t>
@@ -93,6 +110,9 @@
             <w:tcW w:type="dxa" w:w="4320"/>
           </w:tcPr>
           <w:p>
+            <w:pPr>
+              <w:keepNext/>
+            </w:pPr>
             <w:r/>
             <w:r>
               <w:t>47</w:t>
@@ -101,11 +121,17 @@
         </w:tc>
       </w:tr>
       <w:tr>
+        <w:trPr>
+          <w:cantSplit/>
+        </w:trPr>
         <w:tc>
           <w:tcPr>
             <w:tcW w:type="dxa" w:w="4320"/>
           </w:tcPr>
           <w:p>
+            <w:pPr>
+              <w:keepNext/>
+            </w:pPr>
             <w:r/>
             <w:r>
               <w:t>Mean sites per prefecture</w:t>
@@ -117,6 +143,9 @@
             <w:tcW w:type="dxa" w:w="4320"/>
           </w:tcPr>
           <w:p>
+            <w:pPr>
+              <w:keepNext/>
+            </w:pPr>
             <w:r/>
             <w:r>
               <w:t>17.9</w:t>
@@ -125,11 +154,17 @@
         </w:tc>
       </w:tr>
       <w:tr>
+        <w:trPr>
+          <w:cantSplit/>
+        </w:trPr>
         <w:tc>
           <w:tcPr>
             <w:tcW w:type="dxa" w:w="4320"/>
           </w:tcPr>
           <w:p>
+            <w:pPr>
+              <w:keepNext/>
+            </w:pPr>
             <w:r/>
             <w:r>
               <w:t>SD</w:t>
@@ -141,6 +176,9 @@
             <w:tcW w:type="dxa" w:w="4320"/>
           </w:tcPr>
           <w:p>
+            <w:pPr>
+              <w:keepNext/>
+            </w:pPr>
             <w:r/>
             <w:r>
               <w:t>22.7</w:t>
@@ -149,11 +187,17 @@
         </w:tc>
       </w:tr>
       <w:tr>
+        <w:trPr>
+          <w:cantSplit/>
+        </w:trPr>
         <w:tc>
           <w:tcPr>
             <w:tcW w:type="dxa" w:w="4320"/>
           </w:tcPr>
           <w:p>
+            <w:pPr>
+              <w:keepNext/>
+            </w:pPr>
             <w:r/>
             <w:r>
               <w:t>Median</w:t>
@@ -165,6 +209,9 @@
             <w:tcW w:type="dxa" w:w="4320"/>
           </w:tcPr>
           <w:p>
+            <w:pPr>
+              <w:keepNext/>
+            </w:pPr>
             <w:r/>
             <w:r>
               <w:t>14.0</w:t>
@@ -173,11 +220,17 @@
         </w:tc>
       </w:tr>
       <w:tr>
+        <w:trPr>
+          <w:cantSplit/>
+        </w:trPr>
         <w:tc>
           <w:tcPr>
             <w:tcW w:type="dxa" w:w="4320"/>
           </w:tcPr>
           <w:p>
+            <w:pPr>
+              <w:keepNext/>
+            </w:pPr>
             <w:r/>
             <w:r>
               <w:t>Minimum</w:t>
@@ -189,6 +242,9 @@
             <w:tcW w:type="dxa" w:w="4320"/>
           </w:tcPr>
           <w:p>
+            <w:pPr>
+              <w:keepNext/>
+            </w:pPr>
             <w:r/>
             <w:r>
               <w:t>5 (Kanagawa)</w:t>
@@ -197,6 +253,9 @@
         </w:tc>
       </w:tr>
       <w:tr>
+        <w:trPr>
+          <w:cantSplit/>
+        </w:trPr>
         <w:tc>
           <w:tcPr>
             <w:tcW w:type="dxa" w:w="4320"/>
@@ -230,6 +289,7 @@
     <w:p>
       <w:pPr>
         <w:pStyle w:val="Heading2"/>
+        <w:keepNext/>
       </w:pPr>
       <w:r>
         <w:t>Table S2. G004 public-data availability audit summary</w:t>
@@ -247,11 +307,18 @@
         <w:gridCol w:w="2880"/>
       </w:tblGrid>
       <w:tr>
+        <w:trPr>
+          <w:tblHeader w:val="true"/>
+          <w:cantSplit/>
+        </w:trPr>
         <w:tc>
           <w:tcPr>
             <w:tcW w:type="dxa" w:w="2880"/>
           </w:tcPr>
           <w:p>
+            <w:pPr>
+              <w:keepNext/>
+            </w:pPr>
             <w:r>
               <w:rPr>
                 <w:b/>
@@ -270,6 +337,9 @@
             <w:tcW w:type="dxa" w:w="2880"/>
           </w:tcPr>
           <w:p>
+            <w:pPr>
+              <w:keepNext/>
+            </w:pPr>
             <w:r>
               <w:rPr>
                 <w:b/>
@@ -288,6 +358,9 @@
             <w:tcW w:type="dxa" w:w="2880"/>
           </w:tcPr>
           <w:p>
+            <w:pPr>
+              <w:keepNext/>
+            </w:pPr>
             <w:r>
               <w:rPr>
                 <w:b/>
@@ -303,11 +376,17 @@
         </w:tc>
       </w:tr>
       <w:tr>
+        <w:trPr>
+          <w:cantSplit/>
+        </w:trPr>
         <w:tc>
           <w:tcPr>
             <w:tcW w:type="dxa" w:w="2880"/>
           </w:tcPr>
           <w:p>
+            <w:pPr>
+              <w:keepNext/>
+            </w:pPr>
             <w:r/>
             <w:r>
               <w:t>Sex/age marginal table</w:t>
@@ -319,6 +398,9 @@
             <w:tcW w:type="dxa" w:w="2880"/>
           </w:tcPr>
           <w:p>
+            <w:pPr>
+              <w:keepNext/>
+            </w:pPr>
             <w:r/>
             <w:r>
               <w:t>National, by sex and age group</w:t>
@@ -330,6 +412,9 @@
             <w:tcW w:type="dxa" w:w="2880"/>
           </w:tcPr>
           <w:p>
+            <w:pPr>
+              <w:keepNext/>
+            </w:pPr>
             <w:r/>
             <w:r>
               <w:t>No (no prefecture breakdown)</w:t>
@@ -338,11 +423,17 @@
         </w:tc>
       </w:tr>
       <w:tr>
+        <w:trPr>
+          <w:cantSplit/>
+        </w:trPr>
         <w:tc>
           <w:tcPr>
             <w:tcW w:type="dxa" w:w="2880"/>
           </w:tcPr>
           <w:p>
+            <w:pPr>
+              <w:keepNext/>
+            </w:pPr>
             <w:r/>
             <w:r>
               <w:t>Prefecture marginal table</w:t>
@@ -354,6 +445,9 @@
             <w:tcW w:type="dxa" w:w="2880"/>
           </w:tcPr>
           <w:p>
+            <w:pPr>
+              <w:keepNext/>
+            </w:pPr>
             <w:r/>
             <w:r>
               <w:t>By prefecture (all ages combined)</w:t>
@@ -365,6 +459,9 @@
             <w:tcW w:type="dxa" w:w="2880"/>
           </w:tcPr>
           <w:p>
+            <w:pPr>
+              <w:keepNext/>
+            </w:pPr>
             <w:r/>
             <w:r>
               <w:t>No (no age breakdown)</w:t>
@@ -373,11 +470,17 @@
         </w:tc>
       </w:tr>
       <w:tr>
+        <w:trPr>
+          <w:cantSplit/>
+        </w:trPr>
         <w:tc>
           <w:tcPr>
             <w:tcW w:type="dxa" w:w="2880"/>
           </w:tcPr>
           <w:p>
+            <w:pPr>
+              <w:keepNext/>
+            </w:pPr>
             <w:r/>
             <w:r>
               <w:t>Treatment-month marginal table</w:t>
@@ -389,6 +492,9 @@
             <w:tcW w:type="dxa" w:w="2880"/>
           </w:tcPr>
           <w:p>
+            <w:pPr>
+              <w:keepNext/>
+            </w:pPr>
             <w:r/>
             <w:r>
               <w:t>By calendar month</w:t>
@@ -400,6 +506,9 @@
             <w:tcW w:type="dxa" w:w="2880"/>
           </w:tcPr>
           <w:p>
+            <w:pPr>
+              <w:keepNext/>
+            </w:pPr>
             <w:r/>
             <w:r>
               <w:t>No (no prefecture or age breakdown)</w:t>
@@ -408,6 +517,9 @@
         </w:tc>
       </w:tr>
       <w:tr>
+        <w:trPr>
+          <w:cantSplit/>
+        </w:trPr>
         <w:tc>
           <w:tcPr>
             <w:tcW w:type="dxa" w:w="2880"/>
@@ -452,6 +564,7 @@
     <w:p>
       <w:pPr>
         <w:pStyle w:val="Heading2"/>
+        <w:keepNext/>
       </w:pPr>
       <w:r>
         <w:t>Table S3. Sensitivity analysis using the 2020 Census population denominator</w:t>
@@ -470,11 +583,18 @@
         <w:gridCol w:w="2160"/>
       </w:tblGrid>
       <w:tr>
+        <w:trPr>
+          <w:tblHeader w:val="true"/>
+          <w:cantSplit/>
+        </w:trPr>
         <w:tc>
           <w:tcPr>
             <w:tcW w:type="dxa" w:w="2160"/>
           </w:tcPr>
           <w:p>
+            <w:pPr>
+              <w:keepNext/>
+            </w:pPr>
             <w:r>
               <w:rPr>
                 <w:b/>
@@ -493,6 +613,9 @@
             <w:tcW w:type="dxa" w:w="2160"/>
           </w:tcPr>
           <w:p>
+            <w:pPr>
+              <w:keepNext/>
+            </w:pPr>
             <w:r>
               <w:rPr>
                 <w:b/>
@@ -511,6 +634,9 @@
             <w:tcW w:type="dxa" w:w="2160"/>
           </w:tcPr>
           <w:p>
+            <w:pPr>
+              <w:keepNext/>
+            </w:pPr>
             <w:r>
               <w:rPr>
                 <w:b/>
@@ -529,6 +655,9 @@
             <w:tcW w:type="dxa" w:w="2160"/>
           </w:tcPr>
           <w:p>
+            <w:pPr>
+              <w:keepNext/>
+            </w:pPr>
             <w:r>
               <w:rPr>
                 <w:b/>
@@ -544,11 +673,17 @@
         </w:tc>
       </w:tr>
       <w:tr>
+        <w:trPr>
+          <w:cantSplit/>
+        </w:trPr>
         <w:tc>
           <w:tcPr>
             <w:tcW w:type="dxa" w:w="2160"/>
           </w:tcPr>
           <w:p>
+            <w:pPr>
+              <w:keepNext/>
+            </w:pPr>
             <w:r/>
             <w:r>
               <w:t>O-A</w:t>
@@ -560,6 +695,9 @@
             <w:tcW w:type="dxa" w:w="2160"/>
           </w:tcPr>
           <w:p>
+            <w:pPr>
+              <w:keepNext/>
+            </w:pPr>
             <w:r/>
             <w:r>
               <w:t>Unadjusted</w:t>
@@ -571,6 +709,9 @@
             <w:tcW w:type="dxa" w:w="2160"/>
           </w:tcPr>
           <w:p>
+            <w:pPr>
+              <w:keepNext/>
+            </w:pPr>
             <w:r/>
             <w:r>
               <w:t>723.4 (377.5, 1069.2)</w:t>
@@ -582,6 +723,9 @@
             <w:tcW w:type="dxa" w:w="2160"/>
           </w:tcPr>
           <w:p>
+            <w:pPr>
+              <w:keepNext/>
+            </w:pPr>
             <w:r/>
             <w:r>
               <w:t>&lt;0.001</w:t>
@@ -590,11 +734,17 @@
         </w:tc>
       </w:tr>
       <w:tr>
+        <w:trPr>
+          <w:cantSplit/>
+        </w:trPr>
         <w:tc>
           <w:tcPr>
             <w:tcW w:type="dxa" w:w="2160"/>
           </w:tcPr>
           <w:p>
+            <w:pPr>
+              <w:keepNext/>
+            </w:pPr>
             <w:r/>
             <w:r>
               <w:t>O-B</w:t>
@@ -606,6 +756,9 @@
             <w:tcW w:type="dxa" w:w="2160"/>
           </w:tcPr>
           <w:p>
+            <w:pPr>
+              <w:keepNext/>
+            </w:pPr>
             <w:r/>
             <w:r>
               <w:t>+ ageing rate</w:t>
@@ -617,6 +770,9 @@
             <w:tcW w:type="dxa" w:w="2160"/>
           </w:tcPr>
           <w:p>
+            <w:pPr>
+              <w:keepNext/>
+            </w:pPr>
             <w:r/>
             <w:r>
               <w:t>310.2 (-87.0, 707.4)</w:t>
@@ -628,6 +784,9 @@
             <w:tcW w:type="dxa" w:w="2160"/>
           </w:tcPr>
           <w:p>
+            <w:pPr>
+              <w:keepNext/>
+            </w:pPr>
             <w:r/>
             <w:r>
               <w:t>0.126</w:t>
@@ -636,11 +795,17 @@
         </w:tc>
       </w:tr>
       <w:tr>
+        <w:trPr>
+          <w:cantSplit/>
+        </w:trPr>
         <w:tc>
           <w:tcPr>
             <w:tcW w:type="dxa" w:w="2160"/>
           </w:tcPr>
           <w:p>
+            <w:pPr>
+              <w:keepNext/>
+            </w:pPr>
             <w:r/>
             <w:r>
               <w:t>O-C</w:t>
@@ -652,6 +817,9 @@
             <w:tcW w:type="dxa" w:w="2160"/>
           </w:tcPr>
           <w:p>
+            <w:pPr>
+              <w:keepNext/>
+            </w:pPr>
             <w:r/>
             <w:r>
               <w:t>+ ageing rate + hospital beds</w:t>
@@ -663,6 +831,9 @@
             <w:tcW w:type="dxa" w:w="2160"/>
           </w:tcPr>
           <w:p>
+            <w:pPr>
+              <w:keepNext/>
+            </w:pPr>
             <w:r/>
             <w:r>
               <w:t>76.5 (-340.2, 493.2)</w:t>
@@ -674,6 +845,9 @@
             <w:tcW w:type="dxa" w:w="2160"/>
           </w:tcPr>
           <w:p>
+            <w:pPr>
+              <w:keepNext/>
+            </w:pPr>
             <w:r/>
             <w:r>
               <w:t>0.719</w:t>
@@ -682,6 +856,9 @@
         </w:tc>
       </w:tr>
       <w:tr>
+        <w:trPr>
+          <w:cantSplit/>
+        </w:trPr>
         <w:tc>
           <w:tcPr>
             <w:tcW w:type="dxa" w:w="2160"/>
@@ -737,6 +914,7 @@
     <w:p>
       <w:pPr>
         <w:pStyle w:val="Heading2"/>
+        <w:keepNext/>
       </w:pPr>
       <w:r>
         <w:t>Table S4. Alternative-exposure (denominator) comparison</w:t>
@@ -757,11 +935,18 @@
         <w:gridCol w:w="1440"/>
       </w:tblGrid>
       <w:tr>
+        <w:trPr>
+          <w:tblHeader w:val="true"/>
+          <w:cantSplit/>
+        </w:trPr>
         <w:tc>
           <w:tcPr>
             <w:tcW w:type="dxa" w:w="1440"/>
           </w:tcPr>
           <w:p>
+            <w:pPr>
+              <w:keepNext/>
+            </w:pPr>
             <w:r>
               <w:rPr>
                 <w:b/>
@@ -780,6 +965,9 @@
             <w:tcW w:type="dxa" w:w="1440"/>
           </w:tcPr>
           <w:p>
+            <w:pPr>
+              <w:keepNext/>
+            </w:pPr>
             <w:r>
               <w:rPr>
                 <w:b/>
@@ -798,6 +986,9 @@
             <w:tcW w:type="dxa" w:w="1440"/>
           </w:tcPr>
           <w:p>
+            <w:pPr>
+              <w:keepNext/>
+            </w:pPr>
             <w:r>
               <w:rPr>
                 <w:b/>
@@ -816,6 +1007,9 @@
             <w:tcW w:type="dxa" w:w="1440"/>
           </w:tcPr>
           <w:p>
+            <w:pPr>
+              <w:keepNext/>
+            </w:pPr>
             <w:r>
               <w:rPr>
                 <w:b/>
@@ -834,6 +1028,9 @@
             <w:tcW w:type="dxa" w:w="1440"/>
           </w:tcPr>
           <w:p>
+            <w:pPr>
+              <w:keepNext/>
+            </w:pPr>
             <w:r>
               <w:rPr>
                 <w:b/>
@@ -852,6 +1049,9 @@
             <w:tcW w:type="dxa" w:w="1440"/>
           </w:tcPr>
           <w:p>
+            <w:pPr>
+              <w:keepNext/>
+            </w:pPr>
             <w:r>
               <w:rPr>
                 <w:b/>
@@ -867,11 +1067,17 @@
         </w:tc>
       </w:tr>
       <w:tr>
+        <w:trPr>
+          <w:cantSplit/>
+        </w:trPr>
         <w:tc>
           <w:tcPr>
             <w:tcW w:type="dxa" w:w="1440"/>
           </w:tcPr>
           <w:p>
+            <w:pPr>
+              <w:keepNext/>
+            </w:pPr>
             <w:r/>
             <w:r>
               <w:t>Unadjusted</w:t>
@@ -883,6 +1089,9 @@
             <w:tcW w:type="dxa" w:w="1440"/>
           </w:tcPr>
           <w:p>
+            <w:pPr>
+              <w:keepNext/>
+            </w:pPr>
             <w:r/>
             <w:r>
               <w:t>O — % of all households with older adult living alone</w:t>
@@ -894,6 +1103,9 @@
             <w:tcW w:type="dxa" w:w="1440"/>
           </w:tcPr>
           <w:p>
+            <w:pPr>
+              <w:keepNext/>
+            </w:pPr>
             <w:r/>
             <w:r>
               <w:t>656.2 (326.9, 985.6)</w:t>
@@ -905,6 +1117,9 @@
             <w:tcW w:type="dxa" w:w="1440"/>
           </w:tcPr>
           <w:p>
+            <w:pPr>
+              <w:keepNext/>
+            </w:pPr>
             <w:r/>
             <w:r>
               <w:t>&lt;0.001</w:t>
@@ -916,6 +1131,9 @@
             <w:tcW w:type="dxa" w:w="1440"/>
           </w:tcPr>
           <w:p>
+            <w:pPr>
+              <w:keepNext/>
+            </w:pPr>
             <w:r/>
             <w:r>
               <w:t>0.521 (0.260, 0.783)</w:t>
@@ -927,6 +1145,9 @@
             <w:tcW w:type="dxa" w:w="1440"/>
           </w:tcPr>
           <w:p>
+            <w:pPr>
+              <w:keepNext/>
+            </w:pPr>
             <w:r/>
             <w:r>
               <w:t>0.272</w:t>
@@ -935,11 +1156,17 @@
         </w:tc>
       </w:tr>
       <w:tr>
+        <w:trPr>
+          <w:cantSplit/>
+        </w:trPr>
         <w:tc>
           <w:tcPr>
             <w:tcW w:type="dxa" w:w="1440"/>
           </w:tcPr>
           <w:p>
+            <w:pPr>
+              <w:keepNext/>
+            </w:pPr>
             <w:r/>
             <w:r>
               <w:t>Unadjusted</w:t>
@@ -951,6 +1178,9 @@
             <w:tcW w:type="dxa" w:w="1440"/>
           </w:tcPr>
           <w:p>
+            <w:pPr>
+              <w:keepNext/>
+            </w:pPr>
             <w:r/>
             <w:r>
               <w:t>N — % of 65+ population living alone</w:t>
@@ -962,6 +1192,9 @@
             <w:tcW w:type="dxa" w:w="1440"/>
           </w:tcPr>
           <w:p>
+            <w:pPr>
+              <w:keepNext/>
+            </w:pPr>
             <w:r/>
             <w:r>
               <w:t>0.3 (-249.8, 250.3)</w:t>
@@ -973,6 +1206,9 @@
             <w:tcW w:type="dxa" w:w="1440"/>
           </w:tcPr>
           <w:p>
+            <w:pPr>
+              <w:keepNext/>
+            </w:pPr>
             <w:r/>
             <w:r>
               <w:t>0.998</w:t>
@@ -984,6 +1220,9 @@
             <w:tcW w:type="dxa" w:w="1440"/>
           </w:tcPr>
           <w:p>
+            <w:pPr>
+              <w:keepNext/>
+            </w:pPr>
             <w:r/>
             <w:r>
               <w:t>0.0003 (-0.327, 0.328)</w:t>
@@ -995,6 +1234,9 @@
             <w:tcW w:type="dxa" w:w="1440"/>
           </w:tcPr>
           <w:p>
+            <w:pPr>
+              <w:keepNext/>
+            </w:pPr>
             <w:r/>
             <w:r>
               <w:t>~0</w:t>
@@ -1003,11 +1245,17 @@
         </w:tc>
       </w:tr>
       <w:tr>
+        <w:trPr>
+          <w:cantSplit/>
+        </w:trPr>
         <w:tc>
           <w:tcPr>
             <w:tcW w:type="dxa" w:w="1440"/>
           </w:tcPr>
           <w:p>
+            <w:pPr>
+              <w:keepNext/>
+            </w:pPr>
             <w:r/>
             <w:r>
               <w:t>Fully adjusted</w:t>
@@ -1019,6 +1267,9 @@
             <w:tcW w:type="dxa" w:w="1440"/>
           </w:tcPr>
           <w:p>
+            <w:pPr>
+              <w:keepNext/>
+            </w:pPr>
             <w:r/>
             <w:r>
               <w:t>O (O-D)</w:t>
@@ -1030,6 +1281,9 @@
             <w:tcW w:type="dxa" w:w="1440"/>
           </w:tcPr>
           <w:p>
+            <w:pPr>
+              <w:keepNext/>
+            </w:pPr>
             <w:r/>
             <w:r>
               <w:t>-9.4 (-493.9, 475.1)</w:t>
@@ -1041,6 +1295,9 @@
             <w:tcW w:type="dxa" w:w="1440"/>
           </w:tcPr>
           <w:p>
+            <w:pPr>
+              <w:keepNext/>
+            </w:pPr>
             <w:r/>
             <w:r>
               <w:t>0.970</w:t>
@@ -1052,6 +1309,9 @@
             <w:tcW w:type="dxa" w:w="1440"/>
           </w:tcPr>
           <w:p>
+            <w:pPr>
+              <w:keepNext/>
+            </w:pPr>
             <w:r/>
             <w:r>
               <w:t>-0.007 (-0.392, 0.377)</w:t>
@@ -1063,6 +1323,9 @@
             <w:tcW w:type="dxa" w:w="1440"/>
           </w:tcPr>
           <w:p>
+            <w:pPr>
+              <w:keepNext/>
+            </w:pPr>
             <w:r/>
             <w:r>
               <w:t>~0</w:t>
@@ -1071,6 +1334,9 @@
         </w:tc>
       </w:tr>
       <w:tr>
+        <w:trPr>
+          <w:cantSplit/>
+        </w:trPr>
         <w:tc>
           <w:tcPr>
             <w:tcW w:type="dxa" w:w="1440"/>
@@ -1143,6 +1409,7 @@
     <w:p>
       <w:pPr>
         <w:pStyle w:val="Heading2"/>
+        <w:keepNext/>
       </w:pPr>
       <w:r>
         <w:t>Table S5. Sensitivity analyses (original exposure, O-D basis)</w:t>
@@ -1162,11 +1429,18 @@
         <w:gridCol w:w="1728"/>
       </w:tblGrid>
       <w:tr>
+        <w:trPr>
+          <w:tblHeader w:val="true"/>
+          <w:cantSplit/>
+        </w:trPr>
         <w:tc>
           <w:tcPr>
             <w:tcW w:type="dxa" w:w="1728"/>
           </w:tcPr>
           <w:p>
+            <w:pPr>
+              <w:keepNext/>
+            </w:pPr>
             <w:r>
               <w:rPr>
                 <w:b/>
@@ -1185,6 +1459,9 @@
             <w:tcW w:type="dxa" w:w="1728"/>
           </w:tcPr>
           <w:p>
+            <w:pPr>
+              <w:keepNext/>
+            </w:pPr>
             <w:r>
               <w:rPr>
                 <w:b/>
@@ -1203,6 +1480,9 @@
             <w:tcW w:type="dxa" w:w="1728"/>
           </w:tcPr>
           <w:p>
+            <w:pPr>
+              <w:keepNext/>
+            </w:pPr>
             <w:r>
               <w:rPr>
                 <w:b/>
@@ -1221,6 +1501,9 @@
             <w:tcW w:type="dxa" w:w="1728"/>
           </w:tcPr>
           <w:p>
+            <w:pPr>
+              <w:keepNext/>
+            </w:pPr>
             <w:r>
               <w:rPr>
                 <w:b/>
@@ -1239,6 +1522,9 @@
             <w:tcW w:type="dxa" w:w="1728"/>
           </w:tcPr>
           <w:p>
+            <w:pPr>
+              <w:keepNext/>
+            </w:pPr>
             <w:r>
               <w:rPr>
                 <w:b/>
@@ -1254,11 +1540,17 @@
         </w:tc>
       </w:tr>
       <w:tr>
+        <w:trPr>
+          <w:cantSplit/>
+        </w:trPr>
         <w:tc>
           <w:tcPr>
             <w:tcW w:type="dxa" w:w="1728"/>
           </w:tcPr>
           <w:p>
+            <w:pPr>
+              <w:keepNext/>
+            </w:pPr>
             <w:r/>
             <w:r>
               <w:t>O-D (reference)</w:t>
@@ -1270,6 +1562,9 @@
             <w:tcW w:type="dxa" w:w="1728"/>
           </w:tcPr>
           <w:p>
+            <w:pPr>
+              <w:keepNext/>
+            </w:pPr>
             <w:r/>
             <w:r>
               <w:t>47</w:t>
@@ -1281,6 +1576,9 @@
             <w:tcW w:type="dxa" w:w="1728"/>
           </w:tcPr>
           <w:p>
+            <w:pPr>
+              <w:keepNext/>
+            </w:pPr>
             <w:r/>
             <w:r>
               <w:t>-9.4</w:t>
@@ -1292,6 +1590,9 @@
             <w:tcW w:type="dxa" w:w="1728"/>
           </w:tcPr>
           <w:p>
+            <w:pPr>
+              <w:keepNext/>
+            </w:pPr>
             <w:r/>
             <w:r>
               <w:t>(-493.9, 475.1)</w:t>
@@ -1303,6 +1604,9 @@
             <w:tcW w:type="dxa" w:w="1728"/>
           </w:tcPr>
           <w:p>
+            <w:pPr>
+              <w:keepNext/>
+            </w:pPr>
             <w:r/>
             <w:r>
               <w:t>0.970</w:t>
@@ -1311,11 +1615,17 @@
         </w:tc>
       </w:tr>
       <w:tr>
+        <w:trPr>
+          <w:cantSplit/>
+        </w:trPr>
         <w:tc>
           <w:tcPr>
             <w:tcW w:type="dxa" w:w="1728"/>
           </w:tcPr>
           <w:p>
+            <w:pPr>
+              <w:keepNext/>
+            </w:pPr>
             <w:r/>
             <w:r>
               <w:t>Beds → clinics (O-C)</w:t>
@@ -1327,6 +1637,9 @@
             <w:tcW w:type="dxa" w:w="1728"/>
           </w:tcPr>
           <w:p>
+            <w:pPr>
+              <w:keepNext/>
+            </w:pPr>
             <w:r/>
             <w:r>
               <w:t>47</w:t>
@@ -1338,6 +1651,9 @@
             <w:tcW w:type="dxa" w:w="1728"/>
           </w:tcPr>
           <w:p>
+            <w:pPr>
+              <w:keepNext/>
+            </w:pPr>
             <w:r/>
             <w:r>
               <w:t>55.6</w:t>
@@ -1349,6 +1665,9 @@
             <w:tcW w:type="dxa" w:w="1728"/>
           </w:tcPr>
           <w:p>
+            <w:pPr>
+              <w:keepNext/>
+            </w:pPr>
             <w:r/>
             <w:r>
               <w:t>(-304.9, 416.2)</w:t>
@@ -1360,6 +1679,9 @@
             <w:tcW w:type="dxa" w:w="1728"/>
           </w:tcPr>
           <w:p>
+            <w:pPr>
+              <w:keepNext/>
+            </w:pPr>
             <w:r/>
             <w:r>
               <w:t>0.762</w:t>
@@ -1368,11 +1690,17 @@
         </w:tc>
       </w:tr>
       <w:tr>
+        <w:trPr>
+          <w:cantSplit/>
+        </w:trPr>
         <w:tc>
           <w:tcPr>
             <w:tcW w:type="dxa" w:w="1728"/>
           </w:tcPr>
           <w:p>
+            <w:pPr>
+              <w:keepNext/>
+            </w:pPr>
             <w:r/>
             <w:r>
               <w:t>Beds → clinics (O-D)</w:t>
@@ -1384,6 +1712,9 @@
             <w:tcW w:type="dxa" w:w="1728"/>
           </w:tcPr>
           <w:p>
+            <w:pPr>
+              <w:keepNext/>
+            </w:pPr>
             <w:r/>
             <w:r>
               <w:t>47</w:t>
@@ -1395,6 +1726,9 @@
             <w:tcW w:type="dxa" w:w="1728"/>
           </w:tcPr>
           <w:p>
+            <w:pPr>
+              <w:keepNext/>
+            </w:pPr>
             <w:r/>
             <w:r>
               <w:t>-35.6</w:t>
@@ -1406,6 +1740,9 @@
             <w:tcW w:type="dxa" w:w="1728"/>
           </w:tcPr>
           <w:p>
+            <w:pPr>
+              <w:keepNext/>
+            </w:pPr>
             <w:r/>
             <w:r>
               <w:t>(-361.7, 290.6)</w:t>
@@ -1417,6 +1754,9 @@
             <w:tcW w:type="dxa" w:w="1728"/>
           </w:tcPr>
           <w:p>
+            <w:pPr>
+              <w:keepNext/>
+            </w:pPr>
             <w:r/>
             <w:r>
               <w:t>0.831</w:t>
@@ -1425,11 +1765,17 @@
         </w:tc>
       </w:tr>
       <w:tr>
+        <w:trPr>
+          <w:cantSplit/>
+        </w:trPr>
         <w:tc>
           <w:tcPr>
             <w:tcW w:type="dxa" w:w="1728"/>
           </w:tcPr>
           <w:p>
+            <w:pPr>
+              <w:keepNext/>
+            </w:pPr>
             <w:r/>
             <w:r>
               <w:t>Exclude Tokyo, Osaka, Kanagawa</w:t>
@@ -1441,6 +1787,9 @@
             <w:tcW w:type="dxa" w:w="1728"/>
           </w:tcPr>
           <w:p>
+            <w:pPr>
+              <w:keepNext/>
+            </w:pPr>
             <w:r/>
             <w:r>
               <w:t>44</w:t>
@@ -1452,6 +1801,9 @@
             <w:tcW w:type="dxa" w:w="1728"/>
           </w:tcPr>
           <w:p>
+            <w:pPr>
+              <w:keepNext/>
+            </w:pPr>
             <w:r/>
             <w:r>
               <w:t>-42.0</w:t>
@@ -1463,6 +1815,9 @@
             <w:tcW w:type="dxa" w:w="1728"/>
           </w:tcPr>
           <w:p>
+            <w:pPr>
+              <w:keepNext/>
+            </w:pPr>
             <w:r/>
             <w:r>
               <w:t>(-645.6, 561.6)</w:t>
@@ -1474,6 +1829,9 @@
             <w:tcW w:type="dxa" w:w="1728"/>
           </w:tcPr>
           <w:p>
+            <w:pPr>
+              <w:keepNext/>
+            </w:pPr>
             <w:r/>
             <w:r>
               <w:t>0.891</w:t>
@@ -1482,11 +1840,17 @@
         </w:tc>
       </w:tr>
       <w:tr>
+        <w:trPr>
+          <w:cantSplit/>
+        </w:trPr>
         <w:tc>
           <w:tcPr>
             <w:tcW w:type="dxa" w:w="1728"/>
           </w:tcPr>
           <w:p>
+            <w:pPr>
+              <w:keepNext/>
+            </w:pPr>
             <w:r/>
             <w:r>
               <w:t>WBGT ≥31d substituted</w:t>
@@ -1498,6 +1862,9 @@
             <w:tcW w:type="dxa" w:w="1728"/>
           </w:tcPr>
           <w:p>
+            <w:pPr>
+              <w:keepNext/>
+            </w:pPr>
             <w:r/>
             <w:r>
               <w:t>47</w:t>
@@ -1509,6 +1876,9 @@
             <w:tcW w:type="dxa" w:w="1728"/>
           </w:tcPr>
           <w:p>
+            <w:pPr>
+              <w:keepNext/>
+            </w:pPr>
             <w:r/>
             <w:r>
               <w:t>96.2</w:t>
@@ -1520,6 +1890,9 @@
             <w:tcW w:type="dxa" w:w="1728"/>
           </w:tcPr>
           <w:p>
+            <w:pPr>
+              <w:keepNext/>
+            </w:pPr>
             <w:r/>
             <w:r>
               <w:t>(-304.6, 497.1)</w:t>
@@ -1531,6 +1904,9 @@
             <w:tcW w:type="dxa" w:w="1728"/>
           </w:tcPr>
           <w:p>
+            <w:pPr>
+              <w:keepNext/>
+            </w:pPr>
             <w:r/>
             <w:r>
               <w:t>0.638</w:t>
@@ -1539,11 +1915,17 @@
         </w:tc>
       </w:tr>
       <w:tr>
+        <w:trPr>
+          <w:cantSplit/>
+        </w:trPr>
         <w:tc>
           <w:tcPr>
             <w:tcW w:type="dxa" w:w="1728"/>
           </w:tcPr>
           <w:p>
+            <w:pPr>
+              <w:keepNext/>
+            </w:pPr>
             <w:r/>
             <w:r>
               <w:t>WBGT ≥33d substituted</w:t>
@@ -1555,6 +1937,9 @@
             <w:tcW w:type="dxa" w:w="1728"/>
           </w:tcPr>
           <w:p>
+            <w:pPr>
+              <w:keepNext/>
+            </w:pPr>
             <w:r/>
             <w:r>
               <w:t>47</w:t>
@@ -1566,6 +1951,9 @@
             <w:tcW w:type="dxa" w:w="1728"/>
           </w:tcPr>
           <w:p>
+            <w:pPr>
+              <w:keepNext/>
+            </w:pPr>
             <w:r/>
             <w:r>
               <w:t>-25.5</w:t>
@@ -1577,6 +1965,9 @@
             <w:tcW w:type="dxa" w:w="1728"/>
           </w:tcPr>
           <w:p>
+            <w:pPr>
+              <w:keepNext/>
+            </w:pPr>
             <w:r/>
             <w:r>
               <w:t>(-436.5, 385.5)</w:t>
@@ -1588,6 +1979,9 @@
             <w:tcW w:type="dxa" w:w="1728"/>
           </w:tcPr>
           <w:p>
+            <w:pPr>
+              <w:keepNext/>
+            </w:pPr>
             <w:r/>
             <w:r>
               <w:t>0.903</w:t>
@@ -1596,6 +1990,9 @@
         </w:tc>
       </w:tr>
       <w:tr>
+        <w:trPr>
+          <w:cantSplit/>
+        </w:trPr>
         <w:tc>
           <w:tcPr>
             <w:tcW w:type="dxa" w:w="1728"/>
@@ -1701,6 +2098,7 @@
     <w:p>
       <w:pPr>
         <w:pStyle w:val="Heading2"/>
+        <w:keepNext/>
       </w:pPr>
       <w:r>
         <w:t>Table S6. Exploratory WBGT metrics with FDR correction</w:t>
@@ -1718,11 +2116,18 @@
         <w:gridCol w:w="2880"/>
       </w:tblGrid>
       <w:tr>
+        <w:trPr>
+          <w:tblHeader w:val="true"/>
+          <w:cantSplit/>
+        </w:trPr>
         <w:tc>
           <w:tcPr>
             <w:tcW w:type="dxa" w:w="2880"/>
           </w:tcPr>
           <w:p>
+            <w:pPr>
+              <w:keepNext/>
+            </w:pPr>
             <w:r>
               <w:rPr>
                 <w:b/>
@@ -1741,6 +2146,9 @@
             <w:tcW w:type="dxa" w:w="2880"/>
           </w:tcPr>
           <w:p>
+            <w:pPr>
+              <w:keepNext/>
+            </w:pPr>
             <w:r>
               <w:rPr>
                 <w:b/>
@@ -1759,6 +2167,9 @@
             <w:tcW w:type="dxa" w:w="2880"/>
           </w:tcPr>
           <w:p>
+            <w:pPr>
+              <w:keepNext/>
+            </w:pPr>
             <w:r>
               <w:rPr>
                 <w:b/>
@@ -1774,11 +2185,17 @@
         </w:tc>
       </w:tr>
       <w:tr>
+        <w:trPr>
+          <w:cantSplit/>
+        </w:trPr>
         <w:tc>
           <w:tcPr>
             <w:tcW w:type="dxa" w:w="2880"/>
           </w:tcPr>
           <w:p>
+            <w:pPr>
+              <w:keepNext/>
+            </w:pPr>
             <w:r/>
             <w:r>
               <w:t>WBGT ≥31 days</w:t>
@@ -1790,6 +2207,9 @@
             <w:tcW w:type="dxa" w:w="2880"/>
           </w:tcPr>
           <w:p>
+            <w:pPr>
+              <w:keepNext/>
+            </w:pPr>
             <w:r/>
             <w:r>
               <w:t>0.977</w:t>
@@ -1801,6 +2221,9 @@
             <w:tcW w:type="dxa" w:w="2880"/>
           </w:tcPr>
           <w:p>
+            <w:pPr>
+              <w:keepNext/>
+            </w:pPr>
             <w:r/>
             <w:r>
               <w:t>0.977</w:t>
@@ -1809,11 +2232,17 @@
         </w:tc>
       </w:tr>
       <w:tr>
+        <w:trPr>
+          <w:cantSplit/>
+        </w:trPr>
         <w:tc>
           <w:tcPr>
             <w:tcW w:type="dxa" w:w="2880"/>
           </w:tcPr>
           <w:p>
+            <w:pPr>
+              <w:keepNext/>
+            </w:pPr>
             <w:r/>
             <w:r>
               <w:t>WBGT ≥33 days</w:t>
@@ -1825,6 +2254,9 @@
             <w:tcW w:type="dxa" w:w="2880"/>
           </w:tcPr>
           <w:p>
+            <w:pPr>
+              <w:keepNext/>
+            </w:pPr>
             <w:r/>
             <w:r>
               <w:t>0.018</w:t>
@@ -1836,6 +2268,9 @@
             <w:tcW w:type="dxa" w:w="2880"/>
           </w:tcPr>
           <w:p>
+            <w:pPr>
+              <w:keepNext/>
+            </w:pPr>
             <w:r/>
             <w:r>
               <w:t>0.055</w:t>
@@ -1844,6 +2279,9 @@
         </w:tc>
       </w:tr>
       <w:tr>
+        <w:trPr>
+          <w:cantSplit/>
+        </w:trPr>
         <w:tc>
           <w:tcPr>
             <w:tcW w:type="dxa" w:w="2880"/>
@@ -1888,9 +2326,10 @@
     <w:p>
       <w:pPr>
         <w:pStyle w:val="Heading2"/>
+        <w:keepNext/>
       </w:pPr>
       <w:r>
-        <w:t>Table S7. Exploratory comparison-outcome analysis (formerly "negative control")</w:t>
+        <w:t>Table S7. Exploratory comparison-outcome analysis</w:t>
       </w:r>
     </w:p>
     <w:tbl>
@@ -1907,11 +2346,18 @@
         <w:gridCol w:w="1728"/>
       </w:tblGrid>
       <w:tr>
+        <w:trPr>
+          <w:tblHeader w:val="true"/>
+          <w:cantSplit/>
+        </w:trPr>
         <w:tc>
           <w:tcPr>
             <w:tcW w:type="dxa" w:w="1728"/>
           </w:tcPr>
           <w:p>
+            <w:pPr>
+              <w:keepNext/>
+            </w:pPr>
             <w:r>
               <w:rPr>
                 <w:b/>
@@ -1930,6 +2376,9 @@
             <w:tcW w:type="dxa" w:w="1728"/>
           </w:tcPr>
           <w:p>
+            <w:pPr>
+              <w:keepNext/>
+            </w:pPr>
             <w:r>
               <w:rPr>
                 <w:b/>
@@ -1948,6 +2397,9 @@
             <w:tcW w:type="dxa" w:w="1728"/>
           </w:tcPr>
           <w:p>
+            <w:pPr>
+              <w:keepNext/>
+            </w:pPr>
             <w:r>
               <w:rPr>
                 <w:b/>
@@ -1966,6 +2418,9 @@
             <w:tcW w:type="dxa" w:w="1728"/>
           </w:tcPr>
           <w:p>
+            <w:pPr>
+              <w:keepNext/>
+            </w:pPr>
             <w:r>
               <w:rPr>
                 <w:b/>
@@ -1984,6 +2439,9 @@
             <w:tcW w:type="dxa" w:w="1728"/>
           </w:tcPr>
           <w:p>
+            <w:pPr>
+              <w:keepNext/>
+            </w:pPr>
             <w:r>
               <w:rPr>
                 <w:b/>
@@ -1999,11 +2457,17 @@
         </w:tc>
       </w:tr>
       <w:tr>
+        <w:trPr>
+          <w:cantSplit/>
+        </w:trPr>
         <w:tc>
           <w:tcPr>
             <w:tcW w:type="dxa" w:w="1728"/>
           </w:tcPr>
           <w:p>
+            <w:pPr>
+              <w:keepNext/>
+            </w:pPr>
             <w:r/>
             <w:r>
               <w:t>Primary outcome (large-volume infusion therapy)</w:t>
@@ -2015,6 +2479,9 @@
             <w:tcW w:type="dxa" w:w="1728"/>
           </w:tcPr>
           <w:p>
+            <w:pPr>
+              <w:keepNext/>
+            </w:pPr>
             <w:r/>
             <w:r>
               <w:t>0.521</w:t>
@@ -2026,6 +2493,9 @@
             <w:tcW w:type="dxa" w:w="1728"/>
           </w:tcPr>
           <w:p>
+            <w:pPr>
+              <w:keepNext/>
+            </w:pPr>
             <w:r/>
             <w:r>
               <w:t>0.272</w:t>
@@ -2037,6 +2507,9 @@
             <w:tcW w:type="dxa" w:w="1728"/>
           </w:tcPr>
           <w:p>
+            <w:pPr>
+              <w:keepNext/>
+            </w:pPr>
             <w:r/>
             <w:r>
               <w:t>0.521 (0.260, 0.783)</w:t>
@@ -2048,6 +2521,9 @@
             <w:tcW w:type="dxa" w:w="1728"/>
           </w:tcPr>
           <w:p>
+            <w:pPr>
+              <w:keepNext/>
+            </w:pPr>
             <w:r/>
             <w:r>
               <w:t>&lt;0.001</w:t>
@@ -2056,6 +2532,9 @@
         </w:tc>
       </w:tr>
       <w:tr>
+        <w:trPr>
+          <w:cantSplit/>
+        </w:trPr>
         <w:tc>
           <w:tcPr>
             <w:tcW w:type="dxa" w:w="1728"/>

--- a/04_Manuscripts/major_revision/final/online_resource_1_revised.docx
+++ b/04_Manuscripts/major_revision/final/online_resource_1_revised.docx
@@ -12,7 +12,7 @@
     </w:p>
     <w:p>
       <w:r>
-        <w:t>Supplementary material for: "Prefecture-Level Older-Adult Solo Household Rate and Large-Volume Infusion Therapy Utilization in Japan: An Ecological Study"</w:t>
+        <w:t>Supplementary material for: "Population Age Structure Explains the Ecological Association Between Older-Adult Solo Household Rate and Large-Volume Infusion Therapy Utilization in Japan"</w:t>
       </w:r>
     </w:p>
     <w:p>
